--- a/Информатика праки/1 сем/Практика 2.1.docx
+++ b/Информатика праки/1 сем/Практика 2.1.docx
@@ -45,7 +45,7 @@
                     <pic:cNvPicPr/>
                   </pic:nvPicPr>
                   <pic:blipFill>
-                    <a:blip r:embed="rId4" cstate="print">
+                    <a:blip r:embed="rId6" cstate="print">
                       <a:extLst>
                         <a:ext uri="{28A0092B-C50C-407E-A947-70E740481C1C}">
                           <a14:useLocalDpi xmlns:a14="http://schemas.microsoft.com/office/drawing/2010/main" val="0"/>
@@ -482,7 +482,7 @@
           <w:kern w:val="0"/>
           <w:sz w:val="24"/>
           <w:szCs w:val="24"/>
-          <w:lang w:eastAsia="ru-RU"/>
+          <w:lang w:val="en-US" w:eastAsia="ru-RU"/>
           <w14:ligatures w14:val="none"/>
         </w:rPr>
       </w:pPr>
@@ -544,10 +544,10 @@
           <w:kern w:val="0"/>
           <w:sz w:val="24"/>
           <w:szCs w:val="24"/>
-          <w:lang w:eastAsia="ru-RU"/>
-          <w14:ligatures w14:val="none"/>
-        </w:rPr>
-        <w:t>8</w:t>
+          <w:lang w:val="en-US" w:eastAsia="ru-RU"/>
+          <w14:ligatures w14:val="none"/>
+        </w:rPr>
+        <w:t>3</w:t>
       </w:r>
     </w:p>
     <w:p>
@@ -1855,6 +1855,7 @@
       <w:r>
         <w:rPr>
           <w:rFonts w:ascii="Times New Roman" w:eastAsia="Times New Roman" w:hAnsi="Times New Roman" w:cs="Times New Roman"/>
+          <w:noProof/>
           <w:color w:val="000000"/>
           <w:kern w:val="0"/>
           <w:sz w:val="24"/>
@@ -1878,7 +1879,7 @@
                     <pic:cNvPicPr/>
                   </pic:nvPicPr>
                   <pic:blipFill>
-                    <a:blip r:embed="rId5"/>
+                    <a:blip r:embed="rId7"/>
                     <a:stretch>
                       <a:fillRect/>
                     </a:stretch>
@@ -1945,6 +1946,7 @@
       <w:r>
         <w:rPr>
           <w:rFonts w:ascii="Times New Roman" w:eastAsia="Times New Roman" w:hAnsi="Times New Roman" w:cs="Times New Roman"/>
+          <w:noProof/>
           <w:color w:val="000000"/>
           <w:kern w:val="0"/>
           <w:sz w:val="24"/>
@@ -1968,7 +1970,7 @@
                     <pic:cNvPicPr/>
                   </pic:nvPicPr>
                   <pic:blipFill>
-                    <a:blip r:embed="rId6"/>
+                    <a:blip r:embed="rId8"/>
                     <a:stretch>
                       <a:fillRect/>
                     </a:stretch>
@@ -2035,6 +2037,7 @@
       <w:r>
         <w:rPr>
           <w:rFonts w:ascii="Times New Roman" w:eastAsia="Times New Roman" w:hAnsi="Times New Roman" w:cs="Times New Roman"/>
+          <w:noProof/>
           <w:color w:val="000000"/>
           <w:kern w:val="0"/>
           <w:sz w:val="24"/>
@@ -2058,7 +2061,7 @@
                     <pic:cNvPicPr/>
                   </pic:nvPicPr>
                   <pic:blipFill>
-                    <a:blip r:embed="rId7"/>
+                    <a:blip r:embed="rId9"/>
                     <a:stretch>
                       <a:fillRect/>
                     </a:stretch>
@@ -2368,6 +2371,7 @@
       <w:r>
         <w:rPr>
           <w:rFonts w:ascii="Times New Roman" w:eastAsia="Times New Roman" w:hAnsi="Times New Roman" w:cs="Times New Roman"/>
+          <w:noProof/>
           <w:sz w:val="24"/>
           <w:szCs w:val="24"/>
         </w:rPr>
@@ -2387,7 +2391,7 @@
                     <pic:cNvPicPr/>
                   </pic:nvPicPr>
                   <pic:blipFill>
-                    <a:blip r:embed="rId8"/>
+                    <a:blip r:embed="rId10"/>
                     <a:stretch>
                       <a:fillRect/>
                     </a:stretch>
@@ -2527,8 +2531,8 @@
       </w:r>
     </w:p>
     <w:sectPr>
-      <w:footerReference w:type="even" r:id="rId9"/>
-      <w:footerReference w:type="default" r:id="rId10"/>
+      <w:footerReference w:type="even" r:id="rId11"/>
+      <w:footerReference w:type="default" r:id="rId12"/>
       <w:pgSz w:w="11906" w:h="16838"/>
       <w:pgMar w:top="1134" w:right="851" w:bottom="1134" w:left="1418" w:header="720" w:footer="720" w:gutter="0"/>
       <w:pgNumType w:start="0"/>
@@ -2537,6 +2541,31 @@
     </w:sectPr>
   </w:body>
 </w:document>
+</file>
+
+<file path=word/endnotes.xml><?xml version="1.0" encoding="utf-8"?>
+<w:endnotes xmlns:wpc="http://schemas.microsoft.com/office/word/2010/wordprocessingCanvas" xmlns:cx="http://schemas.microsoft.com/office/drawing/2014/chartex" xmlns:cx1="http://schemas.microsoft.com/office/drawing/2015/9/8/chartex" xmlns:cx2="http://schemas.microsoft.com/office/drawing/2015/10/21/chartex" xmlns:cx3="http://schemas.microsoft.com/office/drawing/2016/5/9/chartex" xmlns:cx4="http://schemas.microsoft.com/office/drawing/2016/5/10/chartex" xmlns:cx5="http://schemas.microsoft.com/office/drawing/2016/5/11/chartex" xmlns:cx6="http://schemas.microsoft.com/office/drawing/2016/5/12/chartex" xmlns:cx7="http://schemas.microsoft.com/office/drawing/2016/5/13/chartex" xmlns:cx8="http://schemas.microsoft.com/office/drawing/2016/5/14/chartex" xmlns:mc="http://schemas.openxmlformats.org/markup-compatibility/2006" xmlns:aink="http://schemas.microsoft.com/office/drawing/2016/ink" xmlns:am3d="http://schemas.microsoft.com/office/drawing/2017/model3d" xmlns:o="urn:schemas-microsoft-com:office:office" xmlns:oel="http://schemas.microsoft.com/office/2019/extlst" xmlns:r="http://schemas.openxmlformats.org/officeDocument/2006/relationships" xmlns:m="http://schemas.openxmlformats.org/officeDocument/2006/math" xmlns:v="urn:schemas-microsoft-com:vml" xmlns:wp14="http://schemas.microsoft.com/office/word/2010/wordprocessingDrawing" xmlns:wp="http://schemas.openxmlformats.org/drawingml/2006/wordprocessingDrawing" xmlns:w10="urn:schemas-microsoft-com:office:word" xmlns:w="http://schemas.openxmlformats.org/wordprocessingml/2006/main" xmlns:w14="http://schemas.microsoft.com/office/word/2010/wordml" xmlns:w15="http://schemas.microsoft.com/office/word/2012/wordml" xmlns:w16cex="http://schemas.microsoft.com/office/word/2018/wordml/cex" xmlns:w16cid="http://schemas.microsoft.com/office/word/2016/wordml/cid" xmlns:w16="http://schemas.microsoft.com/office/word/2018/wordml" xmlns:w16du="http://schemas.microsoft.com/office/word/2023/wordml/word16du" xmlns:w16sdtdh="http://schemas.microsoft.com/office/word/2020/wordml/sdtdatahash" xmlns:w16sdtfl="http://schemas.microsoft.com/office/word/2024/wordml/sdtformatlock" xmlns:w16se="http://schemas.microsoft.com/office/word/2015/wordml/symex" xmlns:wpg="http://schemas.microsoft.com/office/word/2010/wordprocessingGroup" xmlns:wpi="http://schemas.microsoft.com/office/word/2010/wordprocessingInk" xmlns:wne="http://schemas.microsoft.com/office/word/2006/wordml" xmlns:wps="http://schemas.microsoft.com/office/word/2010/wordprocessingShape" mc:Ignorable="w14 w15 w16se w16cid w16 w16cex w16sdtdh w16sdtfl w16du wp14">
+  <w:endnote w:type="separator" w:id="-1">
+    <w:p>
+      <w:pPr>
+        <w:spacing w:after="0" w:line="240" w:lineRule="auto"/>
+      </w:pPr>
+      <w:r>
+        <w:separator/>
+      </w:r>
+    </w:p>
+  </w:endnote>
+  <w:endnote w:type="continuationSeparator" w:id="0">
+    <w:p>
+      <w:pPr>
+        <w:spacing w:after="0" w:line="240" w:lineRule="auto"/>
+      </w:pPr>
+      <w:r>
+        <w:continuationSeparator/>
+      </w:r>
+    </w:p>
+  </w:endnote>
+</w:endnotes>
 </file>
 
 <file path=word/footer1.xml><?xml version="1.0" encoding="utf-8"?>
@@ -2620,6 +2649,31 @@
     </w:r>
   </w:p>
 </w:ftr>
+</file>
+
+<file path=word/footnotes.xml><?xml version="1.0" encoding="utf-8"?>
+<w:footnotes xmlns:wpc="http://schemas.microsoft.com/office/word/2010/wordprocessingCanvas" xmlns:cx="http://schemas.microsoft.com/office/drawing/2014/chartex" xmlns:cx1="http://schemas.microsoft.com/office/drawing/2015/9/8/chartex" xmlns:cx2="http://schemas.microsoft.com/office/drawing/2015/10/21/chartex" xmlns:cx3="http://schemas.microsoft.com/office/drawing/2016/5/9/chartex" xmlns:cx4="http://schemas.microsoft.com/office/drawing/2016/5/10/chartex" xmlns:cx5="http://schemas.microsoft.com/office/drawing/2016/5/11/chartex" xmlns:cx6="http://schemas.microsoft.com/office/drawing/2016/5/12/chartex" xmlns:cx7="http://schemas.microsoft.com/office/drawing/2016/5/13/chartex" xmlns:cx8="http://schemas.microsoft.com/office/drawing/2016/5/14/chartex" xmlns:mc="http://schemas.openxmlformats.org/markup-compatibility/2006" xmlns:aink="http://schemas.microsoft.com/office/drawing/2016/ink" xmlns:am3d="http://schemas.microsoft.com/office/drawing/2017/model3d" xmlns:o="urn:schemas-microsoft-com:office:office" xmlns:oel="http://schemas.microsoft.com/office/2019/extlst" xmlns:r="http://schemas.openxmlformats.org/officeDocument/2006/relationships" xmlns:m="http://schemas.openxmlformats.org/officeDocument/2006/math" xmlns:v="urn:schemas-microsoft-com:vml" xmlns:wp14="http://schemas.microsoft.com/office/word/2010/wordprocessingDrawing" xmlns:wp="http://schemas.openxmlformats.org/drawingml/2006/wordprocessingDrawing" xmlns:w10="urn:schemas-microsoft-com:office:word" xmlns:w="http://schemas.openxmlformats.org/wordprocessingml/2006/main" xmlns:w14="http://schemas.microsoft.com/office/word/2010/wordml" xmlns:w15="http://schemas.microsoft.com/office/word/2012/wordml" xmlns:w16cex="http://schemas.microsoft.com/office/word/2018/wordml/cex" xmlns:w16cid="http://schemas.microsoft.com/office/word/2016/wordml/cid" xmlns:w16="http://schemas.microsoft.com/office/word/2018/wordml" xmlns:w16du="http://schemas.microsoft.com/office/word/2023/wordml/word16du" xmlns:w16sdtdh="http://schemas.microsoft.com/office/word/2020/wordml/sdtdatahash" xmlns:w16sdtfl="http://schemas.microsoft.com/office/word/2024/wordml/sdtformatlock" xmlns:w16se="http://schemas.microsoft.com/office/word/2015/wordml/symex" xmlns:wpg="http://schemas.microsoft.com/office/word/2010/wordprocessingGroup" xmlns:wpi="http://schemas.microsoft.com/office/word/2010/wordprocessingInk" xmlns:wne="http://schemas.microsoft.com/office/word/2006/wordml" xmlns:wps="http://schemas.microsoft.com/office/word/2010/wordprocessingShape" mc:Ignorable="w14 w15 w16se w16cid w16 w16cex w16sdtdh w16sdtfl w16du wp14">
+  <w:footnote w:type="separator" w:id="-1">
+    <w:p>
+      <w:pPr>
+        <w:spacing w:after="0" w:line="240" w:lineRule="auto"/>
+      </w:pPr>
+      <w:r>
+        <w:separator/>
+      </w:r>
+    </w:p>
+  </w:footnote>
+  <w:footnote w:type="continuationSeparator" w:id="0">
+    <w:p>
+      <w:pPr>
+        <w:spacing w:after="0" w:line="240" w:lineRule="auto"/>
+      </w:pPr>
+      <w:r>
+        <w:continuationSeparator/>
+      </w:r>
+    </w:p>
+  </w:footnote>
+</w:footnotes>
 </file>
 
 <file path=word/styles.xml><?xml version="1.0" encoding="utf-8"?>
@@ -3245,6 +3299,7 @@
   <w:style w:type="character" w:default="1" w:styleId="a0">
     <w:name w:val="Default Paragraph Font"/>
     <w:uiPriority w:val="1"/>
+    <w:semiHidden/>
     <w:unhideWhenUsed/>
   </w:style>
   <w:style w:type="table" w:default="1" w:styleId="a1">
